--- a/InternalServiceAgreement.docx
+++ b/InternalServiceAgreement.docx
@@ -19,59 +19,49 @@
           <w:szCs w:val="22"/>
         </w:rPr>
       </w:pPr>
-      <w:r>
-        <w:fldChar w:fldCharType="begin"/>
-      </w:r>
-      <w:r>
-        <w:instrText>HYPERLINK "http://upload.wikimedia.org/wikipedia/commons/b/bc/Region_hovedstaden_logo.png" \h</w:instrText>
-      </w:r>
-      <w:r>
-        <w:fldChar w:fldCharType="separate"/>
-      </w:r>
-      <w:r>
-        <w:rPr>
-          <w:noProof/>
-          <w:color w:val="0000FF"/>
-        </w:rPr>
-        <w:drawing>
-          <wp:inline distT="0" distB="0" distL="114300" distR="114300" wp14:anchorId="223A9D33" wp14:editId="3DAD7BE7">
-            <wp:extent cx="2085340" cy="732155"/>
-            <wp:effectExtent l="0" t="0" r="0" b="0"/>
-            <wp:docPr id="1027" name="image1.png" descr="Fil:Region hovedstaden logo.png"/>
-            <wp:cNvGraphicFramePr/>
-            <a:graphic xmlns:a="http://schemas.openxmlformats.org/drawingml/2006/main">
-              <a:graphicData uri="http://schemas.openxmlformats.org/drawingml/2006/picture">
-                <pic:pic xmlns:pic="http://schemas.openxmlformats.org/drawingml/2006/picture">
-                  <pic:nvPicPr>
-                    <pic:cNvPr id="0" name="image1.png" descr="Fil:Region hovedstaden logo.png"/>
-                    <pic:cNvPicPr preferRelativeResize="0"/>
-                  </pic:nvPicPr>
-                  <pic:blipFill>
-                    <a:blip r:embed="rId9"/>
-                    <a:srcRect/>
-                    <a:stretch>
-                      <a:fillRect/>
-                    </a:stretch>
-                  </pic:blipFill>
-                  <pic:spPr>
-                    <a:xfrm>
-                      <a:off x="0" y="0"/>
-                      <a:ext cx="2085340" cy="732155"/>
-                    </a:xfrm>
-                    <a:prstGeom prst="rect">
-                      <a:avLst/>
-                    </a:prstGeom>
-                    <a:ln/>
-                  </pic:spPr>
-                </pic:pic>
-              </a:graphicData>
-            </a:graphic>
-          </wp:inline>
-        </w:drawing>
-      </w:r>
-      <w:r>
-        <w:fldChar w:fldCharType="end"/>
-      </w:r>
+      <w:hyperlink r:id="rId9">
+        <w:r>
+          <w:rPr>
+            <w:noProof/>
+            <w:color w:val="0000FF"/>
+          </w:rPr>
+          <w:drawing>
+            <wp:inline distT="0" distB="0" distL="114300" distR="114300" wp14:anchorId="223A9D33" wp14:editId="3DAD7BE7">
+              <wp:extent cx="2085340" cy="732155"/>
+              <wp:effectExtent l="0" t="0" r="0" b="0"/>
+              <wp:docPr id="1027" name="image1.png" descr="Fil:Region hovedstaden logo.png"/>
+              <wp:cNvGraphicFramePr/>
+              <a:graphic xmlns:a="http://schemas.openxmlformats.org/drawingml/2006/main">
+                <a:graphicData uri="http://schemas.openxmlformats.org/drawingml/2006/picture">
+                  <pic:pic xmlns:pic="http://schemas.openxmlformats.org/drawingml/2006/picture">
+                    <pic:nvPicPr>
+                      <pic:cNvPr id="0" name="image1.png" descr="Fil:Region hovedstaden logo.png"/>
+                      <pic:cNvPicPr preferRelativeResize="0"/>
+                    </pic:nvPicPr>
+                    <pic:blipFill>
+                      <a:blip r:embed="rId10"/>
+                      <a:srcRect/>
+                      <a:stretch>
+                        <a:fillRect/>
+                      </a:stretch>
+                    </pic:blipFill>
+                    <pic:spPr>
+                      <a:xfrm>
+                        <a:off x="0" y="0"/>
+                        <a:ext cx="2085340" cy="732155"/>
+                      </a:xfrm>
+                      <a:prstGeom prst="rect">
+                        <a:avLst/>
+                      </a:prstGeom>
+                      <a:ln/>
+                    </pic:spPr>
+                  </pic:pic>
+                </a:graphicData>
+              </a:graphic>
+            </wp:inline>
+          </w:drawing>
+        </w:r>
+      </w:hyperlink>
     </w:p>
     <w:p>
       <w:pPr>
@@ -259,25 +249,7 @@
           <w:sz w:val="22"/>
           <w:szCs w:val="22"/>
         </w:rPr>
-        <w:t xml:space="preserve">Region </w:t>
-      </w:r>
-      <w:proofErr w:type="spellStart"/>
-      <w:r>
-        <w:rPr>
-          <w:rFonts w:asciiTheme="majorHAnsi" w:eastAsia="Calibri" w:hAnsiTheme="majorHAnsi" w:cstheme="majorHAnsi"/>
-          <w:sz w:val="22"/>
-          <w:szCs w:val="22"/>
-        </w:rPr>
-        <w:t>Hovedstaden</w:t>
-      </w:r>
-      <w:proofErr w:type="spellEnd"/>
-      <w:r>
-        <w:rPr>
-          <w:rFonts w:asciiTheme="majorHAnsi" w:eastAsia="Calibri" w:hAnsiTheme="majorHAnsi" w:cstheme="majorHAnsi"/>
-          <w:sz w:val="22"/>
-          <w:szCs w:val="22"/>
-        </w:rPr>
-        <w:t xml:space="preserve">, </w:t>
+        <w:t xml:space="preserve">Region Hovedstaden, </w:t>
       </w:r>
       <w:r>
         <w:rPr>
@@ -287,7 +259,6 @@
         </w:rPr>
         <w:t xml:space="preserve">Rigshospitalet, </w:t>
       </w:r>
-      <w:proofErr w:type="spellStart"/>
       <w:r>
         <w:rPr>
           <w:rFonts w:asciiTheme="majorHAnsi" w:eastAsia="Calibri" w:hAnsiTheme="majorHAnsi" w:cstheme="majorHAnsi"/>
@@ -295,17 +266,7 @@
           <w:szCs w:val="22"/>
           <w:lang w:val="en-US"/>
         </w:rPr>
-        <w:t>Blegdamsvej</w:t>
-      </w:r>
-      <w:proofErr w:type="spellEnd"/>
-      <w:r>
-        <w:rPr>
-          <w:rFonts w:asciiTheme="majorHAnsi" w:eastAsia="Calibri" w:hAnsiTheme="majorHAnsi" w:cstheme="majorHAnsi"/>
-          <w:sz w:val="22"/>
-          <w:szCs w:val="22"/>
-          <w:lang w:val="en-US"/>
-        </w:rPr>
-        <w:t xml:space="preserve"> 9, DK-2100 Copenhagen, Denmark</w:t>
+        <w:t>Blegdamsvej 9, DK-2100 Copenhagen, Denmark</w:t>
       </w:r>
       <w:r>
         <w:rPr>
@@ -474,7 +435,7 @@
         </w:rPr>
         <w:t xml:space="preserve"> </w:t>
       </w:r>
-      <w:hyperlink r:id="rId10" w:history="1">
+      <w:hyperlink r:id="rId11" w:history="1">
         <w:r>
           <w:rPr>
             <w:rStyle w:val="Hyperlink"/>
@@ -662,18 +623,8 @@
           <w:sz w:val="22"/>
           <w:szCs w:val="22"/>
         </w:rPr>
-        <w:t xml:space="preserve">Section </w:t>
-      </w:r>
-      <w:proofErr w:type="spellStart"/>
-      <w:r>
-        <w:rPr>
-          <w:rFonts w:asciiTheme="majorHAnsi" w:eastAsia="Calibri" w:hAnsiTheme="majorHAnsi" w:cs="Calibri"/>
-          <w:sz w:val="22"/>
-          <w:szCs w:val="22"/>
-        </w:rPr>
-        <w:t>xxxx</w:t>
-      </w:r>
-      <w:proofErr w:type="spellEnd"/>
+        <w:t>Section xxxx</w:t>
+      </w:r>
     </w:p>
     <w:p>
       <w:pPr>
@@ -1064,31 +1015,7 @@
           <w:szCs w:val="22"/>
           <w:highlight w:val="white"/>
         </w:rPr>
-        <w:t xml:space="preserve"> (the Public-</w:t>
-      </w:r>
-      <w:proofErr w:type="spellStart"/>
-      <w:r>
-        <w:rPr>
-          <w:rFonts w:asciiTheme="majorHAnsi" w:eastAsia="Calibri" w:hAnsiTheme="majorHAnsi" w:cstheme="majorHAnsi"/>
-          <w:bCs/>
-          <w:color w:val="222222"/>
-          <w:sz w:val="22"/>
-          <w:szCs w:val="22"/>
-          <w:highlight w:val="white"/>
-        </w:rPr>
-        <w:t>nEUro</w:t>
-      </w:r>
-      <w:proofErr w:type="spellEnd"/>
-      <w:r>
-        <w:rPr>
-          <w:rFonts w:asciiTheme="majorHAnsi" w:eastAsia="Calibri" w:hAnsiTheme="majorHAnsi" w:cstheme="majorHAnsi"/>
-          <w:bCs/>
-          <w:color w:val="222222"/>
-          <w:sz w:val="22"/>
-          <w:szCs w:val="22"/>
-          <w:highlight w:val="white"/>
-        </w:rPr>
-        <w:t xml:space="preserve"> platform, detailed in Schedule A that facilitates sharing</w:t>
+        <w:t xml:space="preserve"> (the Public-nEUro platform, detailed in Schedule A that facilitates sharing</w:t>
       </w:r>
       <w:r>
         <w:rPr>
@@ -1332,31 +1259,7 @@
           <w:szCs w:val="22"/>
           <w:highlight w:val="white"/>
         </w:rPr>
-        <w:t>Public-</w:t>
-      </w:r>
-      <w:proofErr w:type="spellStart"/>
-      <w:r>
-        <w:rPr>
-          <w:rFonts w:asciiTheme="majorHAnsi" w:eastAsia="Calibri" w:hAnsiTheme="majorHAnsi" w:cstheme="majorHAnsi"/>
-          <w:bCs/>
-          <w:color w:val="222222"/>
-          <w:sz w:val="22"/>
-          <w:szCs w:val="22"/>
-          <w:highlight w:val="white"/>
-        </w:rPr>
-        <w:t>nEUro</w:t>
-      </w:r>
-      <w:proofErr w:type="spellEnd"/>
-      <w:r>
-        <w:rPr>
-          <w:rFonts w:asciiTheme="majorHAnsi" w:eastAsia="Calibri" w:hAnsiTheme="majorHAnsi" w:cstheme="majorHAnsi"/>
-          <w:bCs/>
-          <w:color w:val="222222"/>
-          <w:sz w:val="22"/>
-          <w:szCs w:val="22"/>
-          <w:highlight w:val="white"/>
-        </w:rPr>
-        <w:t xml:space="preserve"> platform</w:t>
+        <w:t>Public-nEUro platform</w:t>
       </w:r>
       <w:r>
         <w:rPr>
@@ -2887,27 +2790,7 @@
           <w:sz w:val="22"/>
           <w:szCs w:val="22"/>
         </w:rPr>
-        <w:t xml:space="preserve">Due to the internal nature of the agreement the parties acknowledge to be governed by Region </w:t>
-      </w:r>
-      <w:proofErr w:type="spellStart"/>
-      <w:r>
-        <w:rPr>
-          <w:rFonts w:asciiTheme="majorHAnsi" w:eastAsia="Calibri" w:hAnsiTheme="majorHAnsi" w:cstheme="majorHAnsi"/>
-          <w:color w:val="EE0000"/>
-          <w:sz w:val="22"/>
-          <w:szCs w:val="22"/>
-        </w:rPr>
-        <w:t>Hovedstaden</w:t>
-      </w:r>
-      <w:proofErr w:type="spellEnd"/>
-      <w:r>
-        <w:rPr>
-          <w:rFonts w:asciiTheme="majorHAnsi" w:eastAsia="Calibri" w:hAnsiTheme="majorHAnsi" w:cstheme="majorHAnsi"/>
-          <w:color w:val="EE0000"/>
-          <w:sz w:val="22"/>
-          <w:szCs w:val="22"/>
-        </w:rPr>
-        <w:t xml:space="preserve"> as data controller. </w:t>
+        <w:t xml:space="preserve">Due to the internal nature of the agreement the parties acknowledge to be governed by Region Hovedstaden as data controller. </w:t>
       </w:r>
     </w:p>
     <w:p>
@@ -3765,36 +3648,8 @@
           <w:sz w:val="22"/>
           <w:szCs w:val="22"/>
         </w:rPr>
-        <w:t xml:space="preserve">Head of </w:t>
-      </w:r>
-      <w:proofErr w:type="spellStart"/>
-      <w:r>
-        <w:rPr>
-          <w:rFonts w:asciiTheme="majorHAnsi" w:eastAsia="Calibri" w:hAnsiTheme="majorHAnsi" w:cstheme="majorHAnsi"/>
-          <w:sz w:val="22"/>
-          <w:szCs w:val="22"/>
-        </w:rPr>
-        <w:t>OpenNeuroPET</w:t>
-      </w:r>
-      <w:proofErr w:type="spellEnd"/>
-      <w:r>
-        <w:rPr>
-          <w:rFonts w:asciiTheme="majorHAnsi" w:eastAsia="Calibri" w:hAnsiTheme="majorHAnsi" w:cstheme="majorHAnsi"/>
-          <w:sz w:val="22"/>
-          <w:szCs w:val="22"/>
-        </w:rPr>
-        <w:t>, Technical Lead of Public-</w:t>
-      </w:r>
-      <w:proofErr w:type="spellStart"/>
-      <w:r>
-        <w:rPr>
-          <w:rFonts w:asciiTheme="majorHAnsi" w:eastAsia="Calibri" w:hAnsiTheme="majorHAnsi" w:cstheme="majorHAnsi"/>
-          <w:sz w:val="22"/>
-          <w:szCs w:val="22"/>
-        </w:rPr>
-        <w:t>nEUro</w:t>
-      </w:r>
-      <w:proofErr w:type="spellEnd"/>
+        <w:t>Head of OpenNeuroPET, Technical Lead of Public-nEUro</w:t>
+      </w:r>
     </w:p>
     <w:p>
       <w:pPr>
@@ -3834,7 +3689,7 @@
           <w:szCs w:val="22"/>
         </w:rPr>
         <w:drawing>
-          <wp:inline distT="0" distB="0" distL="0" distR="0" wp14:anchorId="09CC0387" wp14:editId="01E1B230">
+          <wp:inline distT="0" distB="0" distL="0" distR="0" wp14:anchorId="09CC0387" wp14:editId="38C08B3F">
             <wp:extent cx="1145349" cy="335915"/>
             <wp:effectExtent l="0" t="0" r="0" b="6985"/>
             <wp:docPr id="179072618" name="Picture 1" descr="A signature on a white background&#10;&#10;AI-generated content may be incorrect."/>
@@ -3849,7 +3704,7 @@
                     <pic:cNvPicPr/>
                   </pic:nvPicPr>
                   <pic:blipFill>
-                    <a:blip r:embed="rId11" cstate="print">
+                    <a:blip r:embed="rId12" cstate="print">
                       <a:extLst>
                         <a:ext uri="{28A0092B-C50C-407E-A947-70E740481C1C}">
                           <a14:useLocalDpi xmlns:a14="http://schemas.microsoft.com/office/drawing/2010/main" val="0"/>
@@ -4014,25 +3869,7 @@
           <w:sz w:val="22"/>
           <w:szCs w:val="22"/>
         </w:rPr>
-        <w:t xml:space="preserve">Neurobiology Research Unit </w:t>
-      </w:r>
-      <w:proofErr w:type="spellStart"/>
-      <w:r>
-        <w:rPr>
-          <w:rFonts w:asciiTheme="majorHAnsi" w:eastAsia="Calibri" w:hAnsiTheme="majorHAnsi" w:cstheme="majorHAnsi"/>
-          <w:sz w:val="22"/>
-          <w:szCs w:val="22"/>
-        </w:rPr>
-        <w:t>center</w:t>
-      </w:r>
-      <w:proofErr w:type="spellEnd"/>
-      <w:r>
-        <w:rPr>
-          <w:rFonts w:asciiTheme="majorHAnsi" w:eastAsia="Calibri" w:hAnsiTheme="majorHAnsi" w:cstheme="majorHAnsi"/>
-          <w:sz w:val="22"/>
-          <w:szCs w:val="22"/>
-        </w:rPr>
-        <w:t xml:space="preserve"> manager</w:t>
+        <w:t>Neurobiology Research Unit center manager</w:t>
       </w:r>
     </w:p>
     <w:p>
@@ -4383,20 +4220,8 @@
           <w:u w:val="single"/>
         </w:rPr>
         <w:lastRenderedPageBreak/>
-        <w:t>SCHEDULE A - Details about Public-</w:t>
-      </w:r>
-      <w:proofErr w:type="spellStart"/>
-      <w:r>
-        <w:rPr>
-          <w:rFonts w:ascii="Calibri" w:eastAsia="Calibri" w:hAnsi="Calibri" w:cs="Calibri"/>
-          <w:b/>
-          <w:sz w:val="22"/>
-          <w:szCs w:val="22"/>
-          <w:u w:val="single"/>
-        </w:rPr>
-        <w:t>nEUro</w:t>
-      </w:r>
-      <w:proofErr w:type="spellEnd"/>
+        <w:t>SCHEDULE A - Details about Public-nEUro</w:t>
+      </w:r>
     </w:p>
     <w:p>
       <w:pPr>
@@ -4443,29 +4268,7 @@
           <w:szCs w:val="22"/>
           <w:highlight w:val="white"/>
         </w:rPr>
-        <w:t>The Public-</w:t>
-      </w:r>
-      <w:proofErr w:type="spellStart"/>
-      <w:r>
-        <w:rPr>
-          <w:rFonts w:ascii="Calibri" w:eastAsia="Calibri" w:hAnsi="Calibri" w:cs="Calibri"/>
-          <w:color w:val="222222"/>
-          <w:sz w:val="22"/>
-          <w:szCs w:val="22"/>
-          <w:highlight w:val="white"/>
-        </w:rPr>
-        <w:t>nEUro</w:t>
-      </w:r>
-      <w:proofErr w:type="spellEnd"/>
-      <w:r>
-        <w:rPr>
-          <w:rFonts w:ascii="Calibri" w:eastAsia="Calibri" w:hAnsi="Calibri" w:cs="Calibri"/>
-          <w:color w:val="222222"/>
-          <w:sz w:val="22"/>
-          <w:szCs w:val="22"/>
-          <w:highlight w:val="white"/>
-        </w:rPr>
-        <w:t xml:space="preserve"> platform provides a secured infrastructure and service enabling FAIR- and GDPR-compliant sharing of Institution Data between Institution and interested users.</w:t>
+        <w:t>The Public-nEUro platform provides a secured infrastructure and service enabling FAIR- and GDPR-compliant sharing of Institution Data between Institution and interested users.</w:t>
       </w:r>
     </w:p>
     <w:p>
@@ -4537,29 +4340,7 @@
           <w:szCs w:val="22"/>
           <w:highlight w:val="white"/>
         </w:rPr>
-        <w:t xml:space="preserve"> (data processor) who makes it available via the Public-</w:t>
-      </w:r>
-      <w:proofErr w:type="spellStart"/>
-      <w:r>
-        <w:rPr>
-          <w:rFonts w:ascii="Calibri" w:eastAsia="Calibri" w:hAnsi="Calibri" w:cs="Calibri"/>
-          <w:color w:val="222222"/>
-          <w:sz w:val="22"/>
-          <w:szCs w:val="22"/>
-          <w:highlight w:val="white"/>
-        </w:rPr>
-        <w:t>nEUro</w:t>
-      </w:r>
-      <w:proofErr w:type="spellEnd"/>
-      <w:r>
-        <w:rPr>
-          <w:rFonts w:ascii="Calibri" w:eastAsia="Calibri" w:hAnsi="Calibri" w:cs="Calibri"/>
-          <w:color w:val="222222"/>
-          <w:sz w:val="22"/>
-          <w:szCs w:val="22"/>
-          <w:highlight w:val="white"/>
-        </w:rPr>
-        <w:t xml:space="preserve"> platform. </w:t>
+        <w:t xml:space="preserve"> (data processor) who makes it available via the Public-nEUro platform. </w:t>
       </w:r>
       <w:r>
         <w:rPr>
@@ -4632,7 +4413,7 @@
                     <pic:cNvPicPr preferRelativeResize="0"/>
                   </pic:nvPicPr>
                   <pic:blipFill>
-                    <a:blip r:embed="rId12"/>
+                    <a:blip r:embed="rId13"/>
                     <a:srcRect/>
                     <a:stretch>
                       <a:fillRect/>
@@ -4676,9 +4457,8 @@
           <w:szCs w:val="22"/>
           <w:highlight w:val="white"/>
         </w:rPr>
-        <w:t>Institution deposits the Institution Data via a secured file transfer protocol (SFTP) to Public-</w:t>
-      </w:r>
-      <w:proofErr w:type="spellStart"/>
+        <w:t xml:space="preserve">Institution deposits the Institution Data via a secured file transfer protocol (SFTP) to Public-nEUro. In the </w:t>
+      </w:r>
       <w:r>
         <w:rPr>
           <w:rFonts w:ascii="Calibri" w:eastAsia="Calibri" w:hAnsi="Calibri" w:cs="Calibri"/>
@@ -4687,9 +4467,8 @@
           <w:szCs w:val="22"/>
           <w:highlight w:val="white"/>
         </w:rPr>
-        <w:t>nEUro</w:t>
-      </w:r>
-      <w:proofErr w:type="spellEnd"/>
+        <w:t>Public-nEUro</w:t>
+      </w:r>
       <w:r>
         <w:rPr>
           <w:rFonts w:ascii="Calibri" w:eastAsia="Calibri" w:hAnsi="Calibri" w:cs="Calibri"/>
@@ -4698,7 +4477,7 @@
           <w:szCs w:val="22"/>
           <w:highlight w:val="white"/>
         </w:rPr>
-        <w:t xml:space="preserve">. In the </w:t>
+        <w:t xml:space="preserve"> platfor</w:t>
       </w:r>
       <w:r>
         <w:rPr>
@@ -4708,9 +4487,8 @@
           <w:szCs w:val="22"/>
           <w:highlight w:val="white"/>
         </w:rPr>
-        <w:t>Public-</w:t>
-      </w:r>
-      <w:proofErr w:type="spellStart"/>
+        <w:t xml:space="preserve">m, </w:t>
+      </w:r>
       <w:r>
         <w:rPr>
           <w:rFonts w:ascii="Calibri" w:eastAsia="Calibri" w:hAnsi="Calibri" w:cs="Calibri"/>
@@ -4719,9 +4497,8 @@
           <w:szCs w:val="22"/>
           <w:highlight w:val="white"/>
         </w:rPr>
-        <w:t>nEUro</w:t>
-      </w:r>
-      <w:proofErr w:type="spellEnd"/>
+        <w:t xml:space="preserve">generic information describing the Institution and the Institution Datasets name and Unique ID are stored into an encrypted SQL database. Deposited data is checked for compliance, i.e., Institution Data must be in a specific format (BIDS format, see below) or be convertible to this format by </w:t>
+      </w:r>
       <w:r>
         <w:rPr>
           <w:rFonts w:ascii="Calibri" w:eastAsia="Calibri" w:hAnsi="Calibri" w:cs="Calibri"/>
@@ -4730,7 +4507,7 @@
           <w:szCs w:val="22"/>
           <w:highlight w:val="white"/>
         </w:rPr>
-        <w:t xml:space="preserve"> platfor</w:t>
+        <w:t>NRU</w:t>
       </w:r>
       <w:r>
         <w:rPr>
@@ -4740,9 +4517,14 @@
           <w:szCs w:val="22"/>
           <w:highlight w:val="white"/>
         </w:rPr>
-        <w:t xml:space="preserve">m, </w:t>
-      </w:r>
-      <w:r>
+        <w:t xml:space="preserve">, and must be accompanied by an associated DUA for interested end users. </w:t>
+      </w:r>
+    </w:p>
+    <w:p>
+      <w:pPr>
+        <w:spacing w:line="240" w:lineRule="auto"/>
+        <w:ind w:leftChars="0" w:left="0" w:firstLineChars="0" w:firstLine="0"/>
+        <w:contextualSpacing/>
         <w:rPr>
           <w:rFonts w:ascii="Calibri" w:eastAsia="Calibri" w:hAnsi="Calibri" w:cs="Calibri"/>
           <w:color w:val="222222"/>
@@ -4750,9 +4532,13 @@
           <w:szCs w:val="22"/>
           <w:highlight w:val="white"/>
         </w:rPr>
-        <w:t xml:space="preserve">generic information describing the Institution and the Institution Datasets name and Unique ID are stored into an encrypted SQL database. Deposited data is checked for compliance, i.e., Institution Data must be in a specific format (BIDS format, see below) or be convertible to this format by </w:t>
-      </w:r>
-      <w:r>
+      </w:pPr>
+    </w:p>
+    <w:p>
+      <w:pPr>
+        <w:spacing w:line="240" w:lineRule="auto"/>
+        <w:ind w:leftChars="0" w:left="0" w:firstLineChars="0" w:firstLine="0"/>
+        <w:contextualSpacing/>
         <w:rPr>
           <w:rFonts w:ascii="Calibri" w:eastAsia="Calibri" w:hAnsi="Calibri" w:cs="Calibri"/>
           <w:color w:val="222222"/>
@@ -4760,6 +4546,84 @@
           <w:szCs w:val="22"/>
           <w:highlight w:val="white"/>
         </w:rPr>
+      </w:pPr>
+      <w:r>
+        <w:rPr>
+          <w:rFonts w:ascii="Calibri" w:eastAsia="Calibri" w:hAnsi="Calibri" w:cs="Calibri"/>
+          <w:color w:val="222222"/>
+          <w:sz w:val="22"/>
+          <w:szCs w:val="22"/>
+          <w:highlight w:val="white"/>
+        </w:rPr>
+        <w:t xml:space="preserve">Upon successful compliance check, the Institution Data is hosted to a geographically EU constrained cloud service provider where it is stored securely and encrypted. Institution decides beforehand (Schedule B), if Institution Data released to the cloud should be privately hosted and thereby accessible to only particular users upon registration, publicly available, or openly available. </w:t>
+      </w:r>
+    </w:p>
+    <w:p>
+      <w:pPr>
+        <w:spacing w:line="240" w:lineRule="auto"/>
+        <w:ind w:leftChars="0" w:left="0" w:firstLineChars="0" w:firstLine="284"/>
+        <w:contextualSpacing/>
+        <w:rPr>
+          <w:rFonts w:ascii="Calibri" w:eastAsia="Calibri" w:hAnsi="Calibri" w:cs="Calibri"/>
+          <w:color w:val="222222"/>
+          <w:sz w:val="22"/>
+          <w:szCs w:val="22"/>
+          <w:highlight w:val="white"/>
+        </w:rPr>
+      </w:pPr>
+    </w:p>
+    <w:p>
+      <w:pPr>
+        <w:spacing w:line="240" w:lineRule="auto"/>
+        <w:ind w:leftChars="0" w:left="0" w:firstLineChars="0" w:firstLine="0"/>
+        <w:contextualSpacing/>
+        <w:rPr>
+          <w:rFonts w:ascii="Calibri" w:eastAsia="Calibri" w:hAnsi="Calibri" w:cs="Calibri"/>
+          <w:color w:val="222222"/>
+          <w:sz w:val="22"/>
+          <w:szCs w:val="22"/>
+          <w:highlight w:val="white"/>
+        </w:rPr>
+      </w:pPr>
+      <w:r>
+        <w:rPr>
+          <w:rFonts w:ascii="Calibri" w:eastAsia="Calibri" w:hAnsi="Calibri" w:cs="Calibri"/>
+          <w:color w:val="222222"/>
+          <w:sz w:val="22"/>
+          <w:szCs w:val="22"/>
+          <w:highlight w:val="white"/>
+        </w:rPr>
+        <w:t xml:space="preserve">To ensure </w:t>
+      </w:r>
+      <w:r>
+        <w:rPr>
+          <w:rFonts w:ascii="Calibri" w:eastAsia="Calibri" w:hAnsi="Calibri" w:cs="Calibri"/>
+          <w:i/>
+          <w:color w:val="222222"/>
+          <w:sz w:val="22"/>
+          <w:szCs w:val="22"/>
+          <w:highlight w:val="white"/>
+        </w:rPr>
+        <w:t>findability</w:t>
+      </w:r>
+      <w:r>
+        <w:rPr>
+          <w:rFonts w:ascii="Calibri" w:eastAsia="Calibri" w:hAnsi="Calibri" w:cs="Calibri"/>
+          <w:color w:val="222222"/>
+          <w:sz w:val="22"/>
+          <w:szCs w:val="22"/>
+          <w:highlight w:val="white"/>
+        </w:rPr>
+        <w:t xml:space="preserve"> of the Institution Data for interested users, anonymized dataset metadata (a small text-based file describing the data at an aggregated group level) are made public by </w:t>
+      </w:r>
+      <w:r>
+        <w:rPr>
+          <w:rFonts w:ascii="Calibri" w:eastAsia="Calibri" w:hAnsi="Calibri" w:cs="Calibri"/>
+          <w:color w:val="222222"/>
+          <w:sz w:val="22"/>
+          <w:szCs w:val="22"/>
+          <w:highlight w:val="white"/>
+        </w:rPr>
         <w:t>NRU</w:t>
       </w:r>
       <w:r>
@@ -4770,28 +4634,18 @@
           <w:szCs w:val="22"/>
           <w:highlight w:val="white"/>
         </w:rPr>
-        <w:t xml:space="preserve">, and must be accompanied by an associated DUA for interested end users. </w:t>
-      </w:r>
-    </w:p>
-    <w:p>
-      <w:pPr>
-        <w:spacing w:line="240" w:lineRule="auto"/>
-        <w:ind w:leftChars="0" w:left="0" w:firstLineChars="0" w:firstLine="0"/>
-        <w:contextualSpacing/>
-        <w:rPr>
-          <w:rFonts w:ascii="Calibri" w:eastAsia="Calibri" w:hAnsi="Calibri" w:cs="Calibri"/>
-          <w:color w:val="222222"/>
+        <w:t xml:space="preserve"> and circulated, but not limited to, </w:t>
+      </w:r>
+      <w:r>
+        <w:rPr>
+          <w:rFonts w:ascii="Calibri" w:eastAsia="Calibri" w:hAnsi="Calibri" w:cs="Calibri"/>
           <w:sz w:val="22"/>
           <w:szCs w:val="22"/>
           <w:highlight w:val="white"/>
         </w:rPr>
-      </w:pPr>
-    </w:p>
-    <w:p>
-      <w:pPr>
-        <w:spacing w:line="240" w:lineRule="auto"/>
-        <w:ind w:leftChars="0" w:left="0" w:firstLineChars="0" w:firstLine="0"/>
-        <w:contextualSpacing/>
+        <w:t>EBRAINS</w:t>
+      </w:r>
+      <w:r>
         <w:rPr>
           <w:rFonts w:ascii="Calibri" w:eastAsia="Calibri" w:hAnsi="Calibri" w:cs="Calibri"/>
           <w:color w:val="222222"/>
@@ -4799,113 +4653,6 @@
           <w:szCs w:val="22"/>
           <w:highlight w:val="white"/>
         </w:rPr>
-      </w:pPr>
-      <w:r>
-        <w:rPr>
-          <w:rFonts w:ascii="Calibri" w:eastAsia="Calibri" w:hAnsi="Calibri" w:cs="Calibri"/>
-          <w:color w:val="222222"/>
-          <w:sz w:val="22"/>
-          <w:szCs w:val="22"/>
-          <w:highlight w:val="white"/>
-        </w:rPr>
-        <w:t xml:space="preserve">Upon successful compliance check, the Institution Data is hosted to a geographically EU constrained cloud service provider where it is stored securely and encrypted. Institution decides beforehand (Schedule B), if Institution Data released to the cloud should be privately hosted and thereby accessible to only particular users upon registration, publicly available, or openly available. </w:t>
-      </w:r>
-    </w:p>
-    <w:p>
-      <w:pPr>
-        <w:spacing w:line="240" w:lineRule="auto"/>
-        <w:ind w:leftChars="0" w:left="0" w:firstLineChars="0" w:firstLine="284"/>
-        <w:contextualSpacing/>
-        <w:rPr>
-          <w:rFonts w:ascii="Calibri" w:eastAsia="Calibri" w:hAnsi="Calibri" w:cs="Calibri"/>
-          <w:color w:val="222222"/>
-          <w:sz w:val="22"/>
-          <w:szCs w:val="22"/>
-          <w:highlight w:val="white"/>
-        </w:rPr>
-      </w:pPr>
-    </w:p>
-    <w:p>
-      <w:pPr>
-        <w:spacing w:line="240" w:lineRule="auto"/>
-        <w:ind w:leftChars="0" w:left="0" w:firstLineChars="0" w:firstLine="0"/>
-        <w:contextualSpacing/>
-        <w:rPr>
-          <w:rFonts w:ascii="Calibri" w:eastAsia="Calibri" w:hAnsi="Calibri" w:cs="Calibri"/>
-          <w:color w:val="222222"/>
-          <w:sz w:val="22"/>
-          <w:szCs w:val="22"/>
-          <w:highlight w:val="white"/>
-        </w:rPr>
-      </w:pPr>
-      <w:r>
-        <w:rPr>
-          <w:rFonts w:ascii="Calibri" w:eastAsia="Calibri" w:hAnsi="Calibri" w:cs="Calibri"/>
-          <w:color w:val="222222"/>
-          <w:sz w:val="22"/>
-          <w:szCs w:val="22"/>
-          <w:highlight w:val="white"/>
-        </w:rPr>
-        <w:t xml:space="preserve">To ensure </w:t>
-      </w:r>
-      <w:r>
-        <w:rPr>
-          <w:rFonts w:ascii="Calibri" w:eastAsia="Calibri" w:hAnsi="Calibri" w:cs="Calibri"/>
-          <w:i/>
-          <w:color w:val="222222"/>
-          <w:sz w:val="22"/>
-          <w:szCs w:val="22"/>
-          <w:highlight w:val="white"/>
-        </w:rPr>
-        <w:t>findability</w:t>
-      </w:r>
-      <w:r>
-        <w:rPr>
-          <w:rFonts w:ascii="Calibri" w:eastAsia="Calibri" w:hAnsi="Calibri" w:cs="Calibri"/>
-          <w:color w:val="222222"/>
-          <w:sz w:val="22"/>
-          <w:szCs w:val="22"/>
-          <w:highlight w:val="white"/>
-        </w:rPr>
-        <w:t xml:space="preserve"> of the Institution Data for interested users, anonymized dataset metadata (a small text-based file describing the data at an aggregated group level) are made public by </w:t>
-      </w:r>
-      <w:r>
-        <w:rPr>
-          <w:rFonts w:ascii="Calibri" w:eastAsia="Calibri" w:hAnsi="Calibri" w:cs="Calibri"/>
-          <w:color w:val="222222"/>
-          <w:sz w:val="22"/>
-          <w:szCs w:val="22"/>
-          <w:highlight w:val="white"/>
-        </w:rPr>
-        <w:t>NRU</w:t>
-      </w:r>
-      <w:r>
-        <w:rPr>
-          <w:rFonts w:ascii="Calibri" w:eastAsia="Calibri" w:hAnsi="Calibri" w:cs="Calibri"/>
-          <w:color w:val="222222"/>
-          <w:sz w:val="22"/>
-          <w:szCs w:val="22"/>
-          <w:highlight w:val="white"/>
-        </w:rPr>
-        <w:t xml:space="preserve"> and circulated, but not limited to, </w:t>
-      </w:r>
-      <w:r>
-        <w:rPr>
-          <w:rFonts w:ascii="Calibri" w:eastAsia="Calibri" w:hAnsi="Calibri" w:cs="Calibri"/>
-          <w:sz w:val="22"/>
-          <w:szCs w:val="22"/>
-          <w:highlight w:val="white"/>
-        </w:rPr>
-        <w:t>EBRAINS</w:t>
-      </w:r>
-      <w:r>
-        <w:rPr>
-          <w:rFonts w:ascii="Calibri" w:eastAsia="Calibri" w:hAnsi="Calibri" w:cs="Calibri"/>
-          <w:color w:val="222222"/>
-          <w:sz w:val="22"/>
-          <w:szCs w:val="22"/>
-          <w:highlight w:val="white"/>
-        </w:rPr>
         <w:t xml:space="preserve"> (the EU computational platform,</w:t>
       </w:r>
       <w:r>
@@ -4916,7 +4663,7 @@
         </w:rPr>
         <w:t xml:space="preserve"> </w:t>
       </w:r>
-      <w:hyperlink r:id="rId13" w:history="1">
+      <w:hyperlink r:id="rId14" w:history="1">
         <w:r>
           <w:rPr>
             <w:rStyle w:val="Hyperlink"/>
@@ -4938,7 +4685,6 @@
         </w:rPr>
         <w:t xml:space="preserve">), </w:t>
       </w:r>
-      <w:proofErr w:type="spellStart"/>
       <w:r>
         <w:rPr>
           <w:rFonts w:ascii="Calibri" w:eastAsia="Calibri" w:hAnsi="Calibri" w:cs="Calibri"/>
@@ -4948,7 +4694,6 @@
         </w:rPr>
         <w:t>OpenNeuro</w:t>
       </w:r>
-      <w:proofErr w:type="spellEnd"/>
       <w:r>
         <w:rPr>
           <w:rFonts w:ascii="Calibri" w:eastAsia="Calibri" w:hAnsi="Calibri" w:cs="Calibri"/>
@@ -4959,7 +4704,7 @@
         </w:rPr>
         <w:t xml:space="preserve"> (US-based repository, </w:t>
       </w:r>
-      <w:hyperlink r:id="rId14" w:history="1">
+      <w:hyperlink r:id="rId15" w:history="1">
         <w:r>
           <w:rPr>
             <w:rStyle w:val="Hyperlink"/>
@@ -5000,7 +4745,7 @@
         </w:rPr>
         <w:t xml:space="preserve"> (Canada-based repository and computational platform, </w:t>
       </w:r>
-      <w:hyperlink r:id="rId15" w:history="1">
+      <w:hyperlink r:id="rId16" w:history="1">
         <w:r>
           <w:rPr>
             <w:rStyle w:val="Hyperlink"/>
@@ -5277,29 +5022,7 @@
           <w:szCs w:val="22"/>
           <w:highlight w:val="white"/>
         </w:rPr>
-        <w:t>In any case, Institution must remove any personal identifiers from the Institution Data before upload to Public-</w:t>
-      </w:r>
-      <w:proofErr w:type="spellStart"/>
-      <w:r>
-        <w:rPr>
-          <w:rFonts w:ascii="Calibri" w:eastAsia="Calibri" w:hAnsi="Calibri" w:cs="Calibri"/>
-          <w:color w:val="222222"/>
-          <w:sz w:val="22"/>
-          <w:szCs w:val="22"/>
-          <w:highlight w:val="white"/>
-        </w:rPr>
-        <w:t>nEUro</w:t>
-      </w:r>
-      <w:proofErr w:type="spellEnd"/>
-      <w:r>
-        <w:rPr>
-          <w:rFonts w:ascii="Calibri" w:eastAsia="Calibri" w:hAnsi="Calibri" w:cs="Calibri"/>
-          <w:color w:val="222222"/>
-          <w:sz w:val="22"/>
-          <w:szCs w:val="22"/>
-          <w:highlight w:val="white"/>
-        </w:rPr>
-        <w:t>. Should the uploaded Institution Data contain anatomical information, Institution may, but is not required to, perform defacing of the data (i.e., to remove any facial information).</w:t>
+        <w:t>In any case, Institution must remove any personal identifiers from the Institution Data before upload to Public-nEUro. Should the uploaded Institution Data contain anatomical information, Institution may, but is not required to, perform defacing of the data (i.e., to remove any facial information).</w:t>
       </w:r>
     </w:p>
     <w:p>
@@ -5710,33 +5433,7 @@
           <w:highlight w:val="white"/>
           <w:u w:val="single"/>
         </w:rPr>
-        <w:t>Data upload to Public-</w:t>
-      </w:r>
-      <w:proofErr w:type="spellStart"/>
-      <w:r>
-        <w:rPr>
-          <w:rFonts w:ascii="Calibri" w:eastAsia="Calibri" w:hAnsi="Calibri" w:cs="Calibri"/>
-          <w:b/>
-          <w:color w:val="222222"/>
-          <w:sz w:val="22"/>
-          <w:szCs w:val="22"/>
-          <w:highlight w:val="white"/>
-          <w:u w:val="single"/>
-        </w:rPr>
-        <w:t>nEUro</w:t>
-      </w:r>
-      <w:proofErr w:type="spellEnd"/>
-      <w:r>
-        <w:rPr>
-          <w:rFonts w:ascii="Calibri" w:eastAsia="Calibri" w:hAnsi="Calibri" w:cs="Calibri"/>
-          <w:b/>
-          <w:color w:val="222222"/>
-          <w:sz w:val="22"/>
-          <w:szCs w:val="22"/>
-          <w:highlight w:val="white"/>
-          <w:u w:val="single"/>
-        </w:rPr>
-        <w:t xml:space="preserve"> and data curation:</w:t>
+        <w:t>Data upload to Public-nEUro and data curation:</w:t>
       </w:r>
     </w:p>
     <w:p>
@@ -5829,9 +5526,8 @@
           <w:szCs w:val="22"/>
           <w:highlight w:val="white"/>
         </w:rPr>
-        <w:t xml:space="preserve"> Public-</w:t>
-      </w:r>
-      <w:proofErr w:type="spellStart"/>
+        <w:t xml:space="preserve"> Public-nEUro. When Institution has performed the data upload, </w:t>
+      </w:r>
       <w:r>
         <w:rPr>
           <w:rFonts w:ascii="Calibri" w:eastAsia="Calibri" w:hAnsi="Calibri" w:cs="Calibri"/>
@@ -5840,9 +5536,8 @@
           <w:szCs w:val="22"/>
           <w:highlight w:val="white"/>
         </w:rPr>
-        <w:t>nEUro</w:t>
-      </w:r>
-      <w:proofErr w:type="spellEnd"/>
+        <w:t>NRU</w:t>
+      </w:r>
       <w:r>
         <w:rPr>
           <w:rFonts w:ascii="Calibri" w:eastAsia="Calibri" w:hAnsi="Calibri" w:cs="Calibri"/>
@@ -5851,7 +5546,7 @@
           <w:szCs w:val="22"/>
           <w:highlight w:val="white"/>
         </w:rPr>
-        <w:t xml:space="preserve">. When Institution has performed the data upload, </w:t>
+        <w:t xml:space="preserve"> will </w:t>
       </w:r>
       <w:r>
         <w:rPr>
@@ -5861,6 +5556,215 @@
           <w:szCs w:val="22"/>
           <w:highlight w:val="white"/>
         </w:rPr>
+        <w:t>perform</w:t>
+      </w:r>
+      <w:r>
+        <w:rPr>
+          <w:rFonts w:ascii="Calibri" w:eastAsia="Calibri" w:hAnsi="Calibri" w:cs="Calibri"/>
+          <w:color w:val="222222"/>
+          <w:sz w:val="22"/>
+          <w:szCs w:val="22"/>
+          <w:highlight w:val="white"/>
+        </w:rPr>
+        <w:t xml:space="preserve"> the</w:t>
+      </w:r>
+      <w:r>
+        <w:rPr>
+          <w:rFonts w:ascii="Calibri" w:eastAsia="Calibri" w:hAnsi="Calibri" w:cs="Calibri"/>
+          <w:color w:val="222222"/>
+          <w:sz w:val="22"/>
+          <w:szCs w:val="22"/>
+          <w:highlight w:val="white"/>
+        </w:rPr>
+        <w:t xml:space="preserve"> requested services</w:t>
+      </w:r>
+      <w:r>
+        <w:rPr>
+          <w:rFonts w:ascii="Calibri" w:eastAsia="Calibri" w:hAnsi="Calibri" w:cs="Calibri"/>
+          <w:color w:val="222222"/>
+          <w:sz w:val="22"/>
+          <w:szCs w:val="22"/>
+          <w:highlight w:val="white"/>
+        </w:rPr>
+        <w:t>,</w:t>
+      </w:r>
+      <w:r>
+        <w:rPr>
+          <w:rFonts w:ascii="Calibri" w:eastAsia="Calibri" w:hAnsi="Calibri" w:cs="Calibri"/>
+          <w:color w:val="222222"/>
+          <w:sz w:val="22"/>
+          <w:szCs w:val="22"/>
+          <w:highlight w:val="white"/>
+        </w:rPr>
+        <w:t xml:space="preserve"> </w:t>
+      </w:r>
+      <w:r>
+        <w:rPr>
+          <w:rFonts w:ascii="Calibri" w:eastAsia="Calibri" w:hAnsi="Calibri" w:cs="Calibri"/>
+          <w:color w:val="222222"/>
+          <w:sz w:val="22"/>
+          <w:szCs w:val="22"/>
+          <w:highlight w:val="white"/>
+        </w:rPr>
+        <w:t xml:space="preserve">including </w:t>
+      </w:r>
+      <w:r>
+        <w:rPr>
+          <w:rFonts w:ascii="Calibri" w:eastAsia="Calibri" w:hAnsi="Calibri" w:cs="Calibri"/>
+          <w:color w:val="222222"/>
+          <w:sz w:val="22"/>
+          <w:szCs w:val="22"/>
+          <w:highlight w:val="white"/>
+        </w:rPr>
+        <w:t xml:space="preserve">but not </w:t>
+      </w:r>
+      <w:r>
+        <w:rPr>
+          <w:rFonts w:ascii="Calibri" w:eastAsia="Calibri" w:hAnsi="Calibri" w:cs="Calibri"/>
+          <w:color w:val="222222"/>
+          <w:sz w:val="22"/>
+          <w:szCs w:val="22"/>
+          <w:highlight w:val="white"/>
+        </w:rPr>
+        <w:t>l</w:t>
+      </w:r>
+      <w:r>
+        <w:rPr>
+          <w:rFonts w:ascii="Calibri" w:eastAsia="Calibri" w:hAnsi="Calibri" w:cs="Calibri"/>
+          <w:color w:val="222222"/>
+          <w:sz w:val="22"/>
+          <w:szCs w:val="22"/>
+          <w:highlight w:val="white"/>
+        </w:rPr>
+        <w:t>imited to</w:t>
+      </w:r>
+      <w:r>
+        <w:rPr>
+          <w:rFonts w:ascii="Calibri" w:eastAsia="Calibri" w:hAnsi="Calibri" w:cs="Calibri"/>
+          <w:color w:val="222222"/>
+          <w:sz w:val="22"/>
+          <w:szCs w:val="22"/>
+          <w:highlight w:val="white"/>
+        </w:rPr>
+        <w:t xml:space="preserve"> quality control</w:t>
+      </w:r>
+      <w:r>
+        <w:rPr>
+          <w:rFonts w:ascii="Calibri" w:eastAsia="Calibri" w:hAnsi="Calibri" w:cs="Calibri"/>
+          <w:color w:val="222222"/>
+          <w:sz w:val="22"/>
+          <w:szCs w:val="22"/>
+          <w:highlight w:val="white"/>
+        </w:rPr>
+        <w:t xml:space="preserve">, </w:t>
+      </w:r>
+      <w:r>
+        <w:rPr>
+          <w:rFonts w:ascii="Calibri" w:eastAsia="Calibri" w:hAnsi="Calibri" w:cs="Calibri"/>
+          <w:color w:val="222222"/>
+          <w:sz w:val="22"/>
+          <w:szCs w:val="22"/>
+          <w:highlight w:val="white"/>
+        </w:rPr>
+        <w:t xml:space="preserve">compliance check on all uploaded data to </w:t>
+      </w:r>
+      <w:r>
+        <w:rPr>
+          <w:rFonts w:ascii="Calibri" w:eastAsia="Calibri" w:hAnsi="Calibri" w:cs="Calibri"/>
+          <w:color w:val="222222"/>
+          <w:sz w:val="22"/>
+          <w:szCs w:val="22"/>
+          <w:highlight w:val="white"/>
+        </w:rPr>
+        <w:t>en</w:t>
+      </w:r>
+      <w:r>
+        <w:rPr>
+          <w:rFonts w:ascii="Calibri" w:eastAsia="Calibri" w:hAnsi="Calibri" w:cs="Calibri"/>
+          <w:color w:val="222222"/>
+          <w:sz w:val="22"/>
+          <w:szCs w:val="22"/>
+          <w:highlight w:val="white"/>
+        </w:rPr>
+        <w:t xml:space="preserve">sure that all datasets have been successfully pseudonymized and BIDS-curated by Institution </w:t>
+      </w:r>
+      <w:r>
+        <w:rPr>
+          <w:rFonts w:ascii="Calibri" w:eastAsia="Calibri" w:hAnsi="Calibri" w:cs="Calibri"/>
+          <w:color w:val="222222"/>
+          <w:sz w:val="22"/>
+          <w:szCs w:val="22"/>
+          <w:highlight w:val="white"/>
+        </w:rPr>
+        <w:t xml:space="preserve">prior to </w:t>
+      </w:r>
+      <w:r>
+        <w:rPr>
+          <w:rFonts w:ascii="Calibri" w:eastAsia="Calibri" w:hAnsi="Calibri" w:cs="Calibri"/>
+          <w:color w:val="222222"/>
+          <w:sz w:val="22"/>
+          <w:szCs w:val="22"/>
+          <w:highlight w:val="white"/>
+        </w:rPr>
+        <w:t xml:space="preserve">upload, </w:t>
+      </w:r>
+      <w:r>
+        <w:rPr>
+          <w:rFonts w:ascii="Calibri" w:eastAsia="Calibri" w:hAnsi="Calibri" w:cs="Calibri"/>
+          <w:color w:val="222222"/>
+          <w:sz w:val="22"/>
+          <w:szCs w:val="22"/>
+          <w:highlight w:val="white"/>
+        </w:rPr>
+        <w:t xml:space="preserve">metadata enhancement (e.g. metadata schemas for cross-referencing with OpenNeuro), </w:t>
+      </w:r>
+      <w:r>
+        <w:rPr>
+          <w:rFonts w:ascii="Calibri" w:eastAsia="Calibri" w:hAnsi="Calibri" w:cs="Calibri"/>
+          <w:color w:val="222222"/>
+          <w:sz w:val="22"/>
+          <w:szCs w:val="22"/>
+          <w:highlight w:val="white"/>
+        </w:rPr>
+        <w:t>and that they are accompanied by an associated DUA</w:t>
+      </w:r>
+      <w:r>
+        <w:rPr>
+          <w:rFonts w:ascii="Calibri" w:eastAsia="Calibri" w:hAnsi="Calibri" w:cs="Calibri"/>
+          <w:color w:val="222222"/>
+          <w:sz w:val="22"/>
+          <w:szCs w:val="22"/>
+          <w:highlight w:val="white"/>
+        </w:rPr>
+        <w:t>/SCC</w:t>
+      </w:r>
+      <w:r>
+        <w:rPr>
+          <w:rFonts w:ascii="Calibri" w:eastAsia="Calibri" w:hAnsi="Calibri" w:cs="Calibri"/>
+          <w:color w:val="222222"/>
+          <w:sz w:val="22"/>
+          <w:szCs w:val="22"/>
+          <w:highlight w:val="white"/>
+        </w:rPr>
+        <w:t xml:space="preserve">. </w:t>
+      </w:r>
+      <w:r>
+        <w:rPr>
+          <w:rFonts w:ascii="Calibri" w:eastAsia="Calibri" w:hAnsi="Calibri" w:cs="Calibri"/>
+          <w:color w:val="222222"/>
+          <w:sz w:val="22"/>
+          <w:szCs w:val="22"/>
+          <w:highlight w:val="white"/>
+        </w:rPr>
+        <w:t xml:space="preserve">Only identified NRU personnel have access to these data, and every login is registered. </w:t>
+      </w:r>
+      <w:r>
+        <w:rPr>
+          <w:rFonts w:ascii="Calibri" w:eastAsia="Calibri" w:hAnsi="Calibri" w:cs="Calibri"/>
+          <w:color w:val="222222"/>
+          <w:sz w:val="22"/>
+          <w:szCs w:val="22"/>
+        </w:rPr>
         <w:t>NRU</w:t>
       </w:r>
       <w:r>
@@ -5869,9 +5773,18 @@
           <w:color w:val="222222"/>
           <w:sz w:val="22"/>
           <w:szCs w:val="22"/>
+        </w:rPr>
+        <w:t xml:space="preserve"> does not accept Institution Dataset constituted entirely of medical records</w:t>
+      </w:r>
+      <w:r>
+        <w:rPr>
+          <w:rFonts w:ascii="Calibri" w:eastAsia="Calibri" w:hAnsi="Calibri" w:cs="Calibri"/>
+          <w:color w:val="222222"/>
+          <w:sz w:val="22"/>
+          <w:szCs w:val="22"/>
           <w:highlight w:val="white"/>
         </w:rPr>
-        <w:t xml:space="preserve"> will </w:t>
+        <w:t xml:space="preserve">. In case Institution has requested </w:t>
       </w:r>
       <w:r>
         <w:rPr>
@@ -5881,7 +5794,7 @@
           <w:szCs w:val="22"/>
           <w:highlight w:val="white"/>
         </w:rPr>
-        <w:t>perform</w:t>
+        <w:t>NRU</w:t>
       </w:r>
       <w:r>
         <w:rPr>
@@ -5891,7 +5804,7 @@
           <w:szCs w:val="22"/>
           <w:highlight w:val="white"/>
         </w:rPr>
-        <w:t xml:space="preserve"> the</w:t>
+        <w:t xml:space="preserve"> to perform the pseudonymization and BIDS-curation on their behalf (see below), Institution will instead upload raw Institution Data and then </w:t>
       </w:r>
       <w:r>
         <w:rPr>
@@ -5901,7 +5814,7 @@
           <w:szCs w:val="22"/>
           <w:highlight w:val="white"/>
         </w:rPr>
-        <w:t xml:space="preserve"> requested services</w:t>
+        <w:t>NRU</w:t>
       </w:r>
       <w:r>
         <w:rPr>
@@ -5911,7 +5824,7 @@
           <w:szCs w:val="22"/>
           <w:highlight w:val="white"/>
         </w:rPr>
-        <w:t>,</w:t>
+        <w:t xml:space="preserve"> will perform the needed processing steps (this does not include performing defacing, unless explicitly requested by Institution) to make all the uploaded datasets compliant and valid for further processing </w:t>
       </w:r>
       <w:r>
         <w:rPr>
@@ -5921,280 +5834,8 @@
           <w:szCs w:val="22"/>
           <w:highlight w:val="white"/>
         </w:rPr>
-        <w:t xml:space="preserve"> </w:t>
-      </w:r>
-      <w:r>
-        <w:rPr>
-          <w:rFonts w:ascii="Calibri" w:eastAsia="Calibri" w:hAnsi="Calibri" w:cs="Calibri"/>
-          <w:color w:val="222222"/>
-          <w:sz w:val="22"/>
-          <w:szCs w:val="22"/>
-          <w:highlight w:val="white"/>
-        </w:rPr>
-        <w:t xml:space="preserve">including </w:t>
-      </w:r>
-      <w:r>
-        <w:rPr>
-          <w:rFonts w:ascii="Calibri" w:eastAsia="Calibri" w:hAnsi="Calibri" w:cs="Calibri"/>
-          <w:color w:val="222222"/>
-          <w:sz w:val="22"/>
-          <w:szCs w:val="22"/>
-          <w:highlight w:val="white"/>
-        </w:rPr>
-        <w:t xml:space="preserve">but not </w:t>
-      </w:r>
-      <w:r>
-        <w:rPr>
-          <w:rFonts w:ascii="Calibri" w:eastAsia="Calibri" w:hAnsi="Calibri" w:cs="Calibri"/>
-          <w:color w:val="222222"/>
-          <w:sz w:val="22"/>
-          <w:szCs w:val="22"/>
-          <w:highlight w:val="white"/>
-        </w:rPr>
-        <w:t>l</w:t>
-      </w:r>
-      <w:r>
-        <w:rPr>
-          <w:rFonts w:ascii="Calibri" w:eastAsia="Calibri" w:hAnsi="Calibri" w:cs="Calibri"/>
-          <w:color w:val="222222"/>
-          <w:sz w:val="22"/>
-          <w:szCs w:val="22"/>
-          <w:highlight w:val="white"/>
-        </w:rPr>
-        <w:t>imited to</w:t>
-      </w:r>
-      <w:r>
-        <w:rPr>
-          <w:rFonts w:ascii="Calibri" w:eastAsia="Calibri" w:hAnsi="Calibri" w:cs="Calibri"/>
-          <w:color w:val="222222"/>
-          <w:sz w:val="22"/>
-          <w:szCs w:val="22"/>
-          <w:highlight w:val="white"/>
-        </w:rPr>
-        <w:t xml:space="preserve"> quality control</w:t>
-      </w:r>
-      <w:r>
-        <w:rPr>
-          <w:rFonts w:ascii="Calibri" w:eastAsia="Calibri" w:hAnsi="Calibri" w:cs="Calibri"/>
-          <w:color w:val="222222"/>
-          <w:sz w:val="22"/>
-          <w:szCs w:val="22"/>
-          <w:highlight w:val="white"/>
-        </w:rPr>
-        <w:t xml:space="preserve">, </w:t>
-      </w:r>
-      <w:r>
-        <w:rPr>
-          <w:rFonts w:ascii="Calibri" w:eastAsia="Calibri" w:hAnsi="Calibri" w:cs="Calibri"/>
-          <w:color w:val="222222"/>
-          <w:sz w:val="22"/>
-          <w:szCs w:val="22"/>
-          <w:highlight w:val="white"/>
-        </w:rPr>
-        <w:t xml:space="preserve">compliance check on all uploaded data to </w:t>
-      </w:r>
-      <w:r>
-        <w:rPr>
-          <w:rFonts w:ascii="Calibri" w:eastAsia="Calibri" w:hAnsi="Calibri" w:cs="Calibri"/>
-          <w:color w:val="222222"/>
-          <w:sz w:val="22"/>
-          <w:szCs w:val="22"/>
-          <w:highlight w:val="white"/>
-        </w:rPr>
-        <w:t>en</w:t>
-      </w:r>
-      <w:r>
-        <w:rPr>
-          <w:rFonts w:ascii="Calibri" w:eastAsia="Calibri" w:hAnsi="Calibri" w:cs="Calibri"/>
-          <w:color w:val="222222"/>
-          <w:sz w:val="22"/>
-          <w:szCs w:val="22"/>
-          <w:highlight w:val="white"/>
-        </w:rPr>
-        <w:t xml:space="preserve">sure that all datasets have been successfully pseudonymized and BIDS-curated by Institution </w:t>
-      </w:r>
-      <w:r>
-        <w:rPr>
-          <w:rFonts w:ascii="Calibri" w:eastAsia="Calibri" w:hAnsi="Calibri" w:cs="Calibri"/>
-          <w:color w:val="222222"/>
-          <w:sz w:val="22"/>
-          <w:szCs w:val="22"/>
-          <w:highlight w:val="white"/>
-        </w:rPr>
-        <w:t xml:space="preserve">prior to </w:t>
-      </w:r>
-      <w:r>
-        <w:rPr>
-          <w:rFonts w:ascii="Calibri" w:eastAsia="Calibri" w:hAnsi="Calibri" w:cs="Calibri"/>
-          <w:color w:val="222222"/>
-          <w:sz w:val="22"/>
-          <w:szCs w:val="22"/>
-          <w:highlight w:val="white"/>
-        </w:rPr>
-        <w:t xml:space="preserve">upload, </w:t>
-      </w:r>
-      <w:r>
-        <w:rPr>
-          <w:rFonts w:ascii="Calibri" w:eastAsia="Calibri" w:hAnsi="Calibri" w:cs="Calibri"/>
-          <w:color w:val="222222"/>
-          <w:sz w:val="22"/>
-          <w:szCs w:val="22"/>
-          <w:highlight w:val="white"/>
-        </w:rPr>
-        <w:t xml:space="preserve">metadata enhancement (e.g. metadata schemas for cross-referencing with </w:t>
-      </w:r>
-      <w:proofErr w:type="spellStart"/>
-      <w:r>
-        <w:rPr>
-          <w:rFonts w:ascii="Calibri" w:eastAsia="Calibri" w:hAnsi="Calibri" w:cs="Calibri"/>
-          <w:color w:val="222222"/>
-          <w:sz w:val="22"/>
-          <w:szCs w:val="22"/>
-          <w:highlight w:val="white"/>
-        </w:rPr>
-        <w:t>OpenNeuro</w:t>
-      </w:r>
-      <w:proofErr w:type="spellEnd"/>
-      <w:r>
-        <w:rPr>
-          <w:rFonts w:ascii="Calibri" w:eastAsia="Calibri" w:hAnsi="Calibri" w:cs="Calibri"/>
-          <w:color w:val="222222"/>
-          <w:sz w:val="22"/>
-          <w:szCs w:val="22"/>
-          <w:highlight w:val="white"/>
-        </w:rPr>
-        <w:t xml:space="preserve">), </w:t>
-      </w:r>
-      <w:r>
-        <w:rPr>
-          <w:rFonts w:ascii="Calibri" w:eastAsia="Calibri" w:hAnsi="Calibri" w:cs="Calibri"/>
-          <w:color w:val="222222"/>
-          <w:sz w:val="22"/>
-          <w:szCs w:val="22"/>
-          <w:highlight w:val="white"/>
-        </w:rPr>
-        <w:t>and that they are accompanied by an associated DUA</w:t>
-      </w:r>
-      <w:r>
-        <w:rPr>
-          <w:rFonts w:ascii="Calibri" w:eastAsia="Calibri" w:hAnsi="Calibri" w:cs="Calibri"/>
-          <w:color w:val="222222"/>
-          <w:sz w:val="22"/>
-          <w:szCs w:val="22"/>
-          <w:highlight w:val="white"/>
-        </w:rPr>
-        <w:t>/SCC</w:t>
-      </w:r>
-      <w:r>
-        <w:rPr>
-          <w:rFonts w:ascii="Calibri" w:eastAsia="Calibri" w:hAnsi="Calibri" w:cs="Calibri"/>
-          <w:color w:val="222222"/>
-          <w:sz w:val="22"/>
-          <w:szCs w:val="22"/>
-          <w:highlight w:val="white"/>
-        </w:rPr>
-        <w:t xml:space="preserve">. </w:t>
-      </w:r>
-      <w:r>
-        <w:rPr>
-          <w:rFonts w:ascii="Calibri" w:eastAsia="Calibri" w:hAnsi="Calibri" w:cs="Calibri"/>
-          <w:color w:val="222222"/>
-          <w:sz w:val="22"/>
-          <w:szCs w:val="22"/>
-          <w:highlight w:val="white"/>
-        </w:rPr>
-        <w:t xml:space="preserve">Only identified NRU personnel have access to these data, and every login is registered. </w:t>
-      </w:r>
-      <w:r>
-        <w:rPr>
-          <w:rFonts w:ascii="Calibri" w:eastAsia="Calibri" w:hAnsi="Calibri" w:cs="Calibri"/>
-          <w:color w:val="222222"/>
-          <w:sz w:val="22"/>
-          <w:szCs w:val="22"/>
-        </w:rPr>
-        <w:t>NRU</w:t>
-      </w:r>
-      <w:r>
-        <w:rPr>
-          <w:rFonts w:ascii="Calibri" w:eastAsia="Calibri" w:hAnsi="Calibri" w:cs="Calibri"/>
-          <w:color w:val="222222"/>
-          <w:sz w:val="22"/>
-          <w:szCs w:val="22"/>
-        </w:rPr>
-        <w:t xml:space="preserve"> does not accept Institution Dataset constituted entirely of medical records</w:t>
-      </w:r>
-      <w:r>
-        <w:rPr>
-          <w:rFonts w:ascii="Calibri" w:eastAsia="Calibri" w:hAnsi="Calibri" w:cs="Calibri"/>
-          <w:color w:val="222222"/>
-          <w:sz w:val="22"/>
-          <w:szCs w:val="22"/>
-          <w:highlight w:val="white"/>
-        </w:rPr>
-        <w:t xml:space="preserve">. In case Institution has requested </w:t>
-      </w:r>
-      <w:r>
-        <w:rPr>
-          <w:rFonts w:ascii="Calibri" w:eastAsia="Calibri" w:hAnsi="Calibri" w:cs="Calibri"/>
-          <w:color w:val="222222"/>
-          <w:sz w:val="22"/>
-          <w:szCs w:val="22"/>
-          <w:highlight w:val="white"/>
-        </w:rPr>
-        <w:t>NRU</w:t>
-      </w:r>
-      <w:r>
-        <w:rPr>
-          <w:rFonts w:ascii="Calibri" w:eastAsia="Calibri" w:hAnsi="Calibri" w:cs="Calibri"/>
-          <w:color w:val="222222"/>
-          <w:sz w:val="22"/>
-          <w:szCs w:val="22"/>
-          <w:highlight w:val="white"/>
-        </w:rPr>
-        <w:t xml:space="preserve"> to perform the pseudonymization and BIDS-curation on their behalf (see below), Institution will instead upload raw Institution Data and then </w:t>
-      </w:r>
-      <w:r>
-        <w:rPr>
-          <w:rFonts w:ascii="Calibri" w:eastAsia="Calibri" w:hAnsi="Calibri" w:cs="Calibri"/>
-          <w:color w:val="222222"/>
-          <w:sz w:val="22"/>
-          <w:szCs w:val="22"/>
-          <w:highlight w:val="white"/>
-        </w:rPr>
-        <w:t>NRU</w:t>
-      </w:r>
-      <w:r>
-        <w:rPr>
-          <w:rFonts w:ascii="Calibri" w:eastAsia="Calibri" w:hAnsi="Calibri" w:cs="Calibri"/>
-          <w:color w:val="222222"/>
-          <w:sz w:val="22"/>
-          <w:szCs w:val="22"/>
-          <w:highlight w:val="white"/>
-        </w:rPr>
-        <w:t xml:space="preserve"> will perform the needed processing steps (this does not include performing defacing, unless explicitly requested by Institution) to make all the uploaded datasets compliant and valid for further processing </w:t>
-      </w:r>
-      <w:r>
-        <w:rPr>
-          <w:rFonts w:ascii="Calibri" w:eastAsia="Calibri" w:hAnsi="Calibri" w:cs="Calibri"/>
-          <w:color w:val="222222"/>
-          <w:sz w:val="22"/>
-          <w:szCs w:val="22"/>
-          <w:highlight w:val="white"/>
-        </w:rPr>
-        <w:t>Public-</w:t>
-      </w:r>
-      <w:proofErr w:type="spellStart"/>
-      <w:r>
-        <w:rPr>
-          <w:rFonts w:ascii="Calibri" w:eastAsia="Calibri" w:hAnsi="Calibri" w:cs="Calibri"/>
-          <w:color w:val="222222"/>
-          <w:sz w:val="22"/>
-          <w:szCs w:val="22"/>
-          <w:highlight w:val="white"/>
-        </w:rPr>
-        <w:t>nEUro</w:t>
-      </w:r>
-      <w:proofErr w:type="spellEnd"/>
+        <w:t>Public-nEUro</w:t>
+      </w:r>
       <w:r>
         <w:rPr>
           <w:rFonts w:ascii="Calibri" w:eastAsia="Calibri" w:hAnsi="Calibri" w:cs="Calibri"/>
@@ -6276,7 +5917,6 @@
           <w:szCs w:val="22"/>
         </w:rPr>
       </w:pPr>
-      <w:proofErr w:type="spellStart"/>
       <w:r>
         <w:rPr>
           <w:rFonts w:ascii="Calibri" w:eastAsia="Calibri" w:hAnsi="Calibri" w:cs="Calibri"/>
@@ -6287,7 +5927,6 @@
         </w:rPr>
         <w:t>Dataset_name</w:t>
       </w:r>
-      <w:proofErr w:type="spellEnd"/>
     </w:p>
     <w:p>
       <w:pPr>
@@ -7059,29 +6698,7 @@
           <w:szCs w:val="22"/>
           <w:highlight w:val="white"/>
         </w:rPr>
-        <w:t xml:space="preserve">Institution requires to approve each user DUA and SCC signature before </w:t>
-      </w:r>
-      <w:proofErr w:type="spellStart"/>
-      <w:r>
-        <w:rPr>
-          <w:rFonts w:ascii="Calibri" w:eastAsia="Calibri" w:hAnsi="Calibri" w:cs="Calibri"/>
-          <w:color w:val="222222"/>
-          <w:sz w:val="22"/>
-          <w:szCs w:val="22"/>
-          <w:highlight w:val="white"/>
-        </w:rPr>
-        <w:t>PublicnEuro</w:t>
-      </w:r>
-      <w:proofErr w:type="spellEnd"/>
-      <w:r>
-        <w:rPr>
-          <w:rFonts w:ascii="Calibri" w:eastAsia="Calibri" w:hAnsi="Calibri" w:cs="Calibri"/>
-          <w:color w:val="222222"/>
-          <w:sz w:val="22"/>
-          <w:szCs w:val="22"/>
-          <w:highlight w:val="white"/>
-        </w:rPr>
-        <w:t xml:space="preserve"> gives access to the data (controller to processor SCC). </w:t>
+        <w:t xml:space="preserve">Institution requires to approve each user DUA and SCC signature before PublicnEuro gives access to the data (controller to processor SCC). </w:t>
       </w:r>
     </w:p>
     <w:p>
@@ -7285,27 +6902,7 @@
           <w:sz w:val="22"/>
           <w:szCs w:val="22"/>
         </w:rPr>
-        <w:t xml:space="preserve">of </w:t>
-      </w:r>
-      <w:proofErr w:type="spellStart"/>
-      <w:r>
-        <w:rPr>
-          <w:rFonts w:ascii="Calibri" w:eastAsia="Calibri" w:hAnsi="Calibri" w:cs="Calibri"/>
-          <w:color w:val="222222"/>
-          <w:sz w:val="22"/>
-          <w:szCs w:val="22"/>
-        </w:rPr>
-        <w:t>PublicNeuro</w:t>
-      </w:r>
-      <w:proofErr w:type="spellEnd"/>
-      <w:r>
-        <w:rPr>
-          <w:rFonts w:ascii="Calibri" w:eastAsia="Calibri" w:hAnsi="Calibri" w:cs="Calibri"/>
-          <w:color w:val="222222"/>
-          <w:sz w:val="22"/>
-          <w:szCs w:val="22"/>
-        </w:rPr>
-        <w:t xml:space="preserve"> </w:t>
+        <w:t xml:space="preserve">of PublicNeuro </w:t>
       </w:r>
       <w:r>
         <w:rPr>
@@ -8053,9 +7650,26 @@
           <w:sz w:val="22"/>
           <w:szCs w:val="22"/>
         </w:rPr>
-        <w:t xml:space="preserve"> new user must register on Public-</w:t>
-      </w:r>
-      <w:proofErr w:type="spellStart"/>
+        <w:t xml:space="preserve"> new user must register on Public-nEUro giving a password for future login. In conformity with best practices, any new access will also require a One-Time Password generated by a third party thus minimizing risks of giving access to an unidentified third person. All new user registrations will be manually handled by a member of the Public-nEUro team, who will ensure that the provided user information is valid. First upon manual approval of the new user, the new user will have a valid status and get access to </w:t>
+      </w:r>
+      <w:r>
+        <w:rPr>
+          <w:rFonts w:ascii="Calibri" w:eastAsia="Calibri" w:hAnsi="Calibri" w:cs="Calibri"/>
+          <w:color w:val="000000"/>
+          <w:sz w:val="22"/>
+          <w:szCs w:val="22"/>
+        </w:rPr>
+        <w:t>Public</w:t>
+      </w:r>
+      <w:r>
+        <w:rPr>
+          <w:rFonts w:ascii="Calibri" w:eastAsia="Calibri" w:hAnsi="Calibri" w:cs="Calibri"/>
+          <w:color w:val="000000"/>
+          <w:sz w:val="22"/>
+          <w:szCs w:val="22"/>
+        </w:rPr>
+        <w:t>-</w:t>
+      </w:r>
       <w:r>
         <w:rPr>
           <w:rFonts w:ascii="Calibri" w:eastAsia="Calibri" w:hAnsi="Calibri" w:cs="Calibri"/>
@@ -8065,65 +7679,6 @@
         </w:rPr>
         <w:t>nEUro</w:t>
       </w:r>
-      <w:proofErr w:type="spellEnd"/>
-      <w:r>
-        <w:rPr>
-          <w:rFonts w:ascii="Calibri" w:eastAsia="Calibri" w:hAnsi="Calibri" w:cs="Calibri"/>
-          <w:color w:val="000000"/>
-          <w:sz w:val="22"/>
-          <w:szCs w:val="22"/>
-        </w:rPr>
-        <w:t xml:space="preserve"> giving a password for future login. In conformity with best practices, any new access will also require a One-Time Password generated by a third party thus minimizing risks of giving access to an unidentified third person. All new user registrations will be manually handled by a member of the Public-</w:t>
-      </w:r>
-      <w:proofErr w:type="spellStart"/>
-      <w:r>
-        <w:rPr>
-          <w:rFonts w:ascii="Calibri" w:eastAsia="Calibri" w:hAnsi="Calibri" w:cs="Calibri"/>
-          <w:color w:val="000000"/>
-          <w:sz w:val="22"/>
-          <w:szCs w:val="22"/>
-        </w:rPr>
-        <w:t>nEUro</w:t>
-      </w:r>
-      <w:proofErr w:type="spellEnd"/>
-      <w:r>
-        <w:rPr>
-          <w:rFonts w:ascii="Calibri" w:eastAsia="Calibri" w:hAnsi="Calibri" w:cs="Calibri"/>
-          <w:color w:val="000000"/>
-          <w:sz w:val="22"/>
-          <w:szCs w:val="22"/>
-        </w:rPr>
-        <w:t xml:space="preserve"> team, who will ensure that the provided user information is valid. First upon manual approval of the new user, the new user will have a valid status and get access to </w:t>
-      </w:r>
-      <w:r>
-        <w:rPr>
-          <w:rFonts w:ascii="Calibri" w:eastAsia="Calibri" w:hAnsi="Calibri" w:cs="Calibri"/>
-          <w:color w:val="000000"/>
-          <w:sz w:val="22"/>
-          <w:szCs w:val="22"/>
-        </w:rPr>
-        <w:t>Public</w:t>
-      </w:r>
-      <w:r>
-        <w:rPr>
-          <w:rFonts w:ascii="Calibri" w:eastAsia="Calibri" w:hAnsi="Calibri" w:cs="Calibri"/>
-          <w:color w:val="000000"/>
-          <w:sz w:val="22"/>
-          <w:szCs w:val="22"/>
-        </w:rPr>
-        <w:t>-</w:t>
-      </w:r>
-      <w:proofErr w:type="spellStart"/>
-      <w:r>
-        <w:rPr>
-          <w:rFonts w:ascii="Calibri" w:eastAsia="Calibri" w:hAnsi="Calibri" w:cs="Calibri"/>
-          <w:color w:val="000000"/>
-          <w:sz w:val="22"/>
-          <w:szCs w:val="22"/>
-        </w:rPr>
-        <w:t>nEUro</w:t>
-      </w:r>
-      <w:proofErr w:type="spellEnd"/>
       <w:r>
         <w:rPr>
           <w:rFonts w:ascii="Calibri" w:eastAsia="Calibri" w:hAnsi="Calibri" w:cs="Calibri"/>
@@ -8209,27 +7764,7 @@
           <w:sz w:val="22"/>
           <w:szCs w:val="22"/>
         </w:rPr>
-        <w:t xml:space="preserve"> A general possible risk associated with sharing pseudonymized data is re-identification. Since users interested in the released Institution Data are requested to register with Public-</w:t>
-      </w:r>
-      <w:proofErr w:type="spellStart"/>
-      <w:r>
-        <w:rPr>
-          <w:rFonts w:ascii="Calibri" w:eastAsia="Calibri" w:hAnsi="Calibri" w:cs="Calibri"/>
-          <w:color w:val="000000"/>
-          <w:sz w:val="22"/>
-          <w:szCs w:val="22"/>
-        </w:rPr>
-        <w:t>nEUro</w:t>
-      </w:r>
-      <w:proofErr w:type="spellEnd"/>
-      <w:r>
-        <w:rPr>
-          <w:rFonts w:ascii="Calibri" w:eastAsia="Calibri" w:hAnsi="Calibri" w:cs="Calibri"/>
-          <w:color w:val="000000"/>
-          <w:sz w:val="22"/>
-          <w:szCs w:val="22"/>
-        </w:rPr>
-        <w:t xml:space="preserve"> and to sign the DUA associated with the Institution Data, the DUA must state that users are not allowed to attempt to re-identify participants. The risk of re-identification and of potential harm is low since a high level of expertise is required to analyse and interpret biomedical and imaging datasets. Institution has the responsibility for the DUA being lawful, while </w:t>
+        <w:t xml:space="preserve"> A general possible risk associated with sharing pseudonymized data is re-identification. Since users interested in the released Institution Data are requested to register with Public-nEUro and to sign the DUA associated with the Institution Data, the DUA must state that users are not allowed to attempt to re-identify participants. The risk of re-identification and of potential harm is low since a high level of expertise is required to analyse and interpret biomedical and imaging datasets. Institution has the responsibility for the DUA being lawful, while </w:t>
       </w:r>
       <w:r>
         <w:rPr>
@@ -8285,25 +7820,14 @@
         </w:rPr>
         <w:t>-</w:t>
       </w:r>
-      <w:proofErr w:type="spellStart"/>
-      <w:r>
-        <w:rPr>
-          <w:rFonts w:ascii="Calibri" w:eastAsia="Calibri" w:hAnsi="Calibri" w:cs="Calibri"/>
-          <w:color w:val="000000"/>
-          <w:sz w:val="22"/>
-          <w:szCs w:val="22"/>
-        </w:rPr>
-        <w:t>nEUro</w:t>
-      </w:r>
-      <w:proofErr w:type="spellEnd"/>
-      <w:r>
-        <w:rPr>
-          <w:rFonts w:ascii="Calibri" w:eastAsia="Calibri" w:hAnsi="Calibri" w:cs="Calibri"/>
-          <w:color w:val="000000"/>
-          <w:sz w:val="22"/>
-          <w:szCs w:val="22"/>
-        </w:rPr>
-        <w:t xml:space="preserve"> </w:t>
+      <w:r>
+        <w:rPr>
+          <w:rFonts w:ascii="Calibri" w:eastAsia="Calibri" w:hAnsi="Calibri" w:cs="Calibri"/>
+          <w:color w:val="000000"/>
+          <w:sz w:val="22"/>
+          <w:szCs w:val="22"/>
+        </w:rPr>
+        <w:t xml:space="preserve">nEUro </w:t>
       </w:r>
       <w:r>
         <w:rPr>
@@ -8421,7 +7945,7 @@
         </w:rPr>
         <w:t>Computerome (</w:t>
       </w:r>
-      <w:hyperlink r:id="rId16" w:history="1">
+      <w:hyperlink r:id="rId17" w:history="1">
         <w:r>
           <w:rPr>
             <w:rStyle w:val="Hyperlink"/>
@@ -8439,27 +7963,7 @@
           <w:sz w:val="22"/>
           <w:szCs w:val="22"/>
         </w:rPr>
-        <w:t xml:space="preserve">), the Danish National life science supercomputing </w:t>
-      </w:r>
-      <w:proofErr w:type="spellStart"/>
-      <w:r>
-        <w:rPr>
-          <w:rFonts w:ascii="Calibri" w:eastAsia="Calibri" w:hAnsi="Calibri" w:cs="Calibri"/>
-          <w:color w:val="000000"/>
-          <w:sz w:val="22"/>
-          <w:szCs w:val="22"/>
-        </w:rPr>
-        <w:t>center</w:t>
-      </w:r>
-      <w:proofErr w:type="spellEnd"/>
-      <w:r>
-        <w:rPr>
-          <w:rFonts w:ascii="Calibri" w:eastAsia="Calibri" w:hAnsi="Calibri" w:cs="Calibri"/>
-          <w:color w:val="000000"/>
-          <w:sz w:val="22"/>
-          <w:szCs w:val="22"/>
-        </w:rPr>
-        <w:t>. Computerome</w:t>
+        <w:t>), the Danish National life science supercomputing center. Computerome</w:t>
       </w:r>
       <w:r>
         <w:rPr>
@@ -8569,7 +8073,7 @@
         </w:rPr>
         <w:t xml:space="preserve"> (see </w:t>
       </w:r>
-      <w:hyperlink r:id="rId17" w:history="1">
+      <w:hyperlink r:id="rId18" w:history="1">
         <w:r>
           <w:rPr>
             <w:rStyle w:val="Hyperlink"/>
@@ -9064,29 +8568,7 @@
           <w:szCs w:val="22"/>
           <w:highlight w:val="white"/>
         </w:rPr>
-        <w:t xml:space="preserve">The parties have agreed that services can be terminated earlier than the end date </w:t>
-      </w:r>
-      <w:proofErr w:type="spellStart"/>
-      <w:r>
-        <w:rPr>
-          <w:rFonts w:ascii="Calibri" w:eastAsia="Calibri" w:hAnsi="Calibri" w:cs="Calibri"/>
-          <w:color w:val="222222"/>
-          <w:sz w:val="22"/>
-          <w:szCs w:val="22"/>
-          <w:highlight w:val="white"/>
-        </w:rPr>
-        <w:t>i</w:t>
-      </w:r>
-      <w:proofErr w:type="spellEnd"/>
-      <w:r>
-        <w:rPr>
-          <w:rFonts w:ascii="Calibri" w:eastAsia="Calibri" w:hAnsi="Calibri" w:cs="Calibri"/>
-          <w:color w:val="222222"/>
-          <w:sz w:val="22"/>
-          <w:szCs w:val="22"/>
-          <w:highlight w:val="white"/>
-        </w:rPr>
-        <w:t xml:space="preserve">) </w:t>
+        <w:t xml:space="preserve">The parties have agreed that services can be terminated earlier than the end date i) </w:t>
       </w:r>
       <w:r>
         <w:rPr>
@@ -10252,85 +9734,6 @@
         <w:textAlignment w:val="auto"/>
         <w:outlineLvl w:val="9"/>
         <w:rPr>
-          <w:rFonts w:ascii="Segoe UI Symbol" w:eastAsia="Arial Unicode MS" w:hAnsi="Segoe UI Symbol" w:cs="Segoe UI Symbol"/>
-          <w:sz w:val="22"/>
-          <w:szCs w:val="22"/>
-        </w:rPr>
-      </w:pPr>
-      <w:sdt>
-        <w:sdtPr>
-          <w:rPr>
-            <w:rFonts w:ascii="Segoe UI Symbol" w:eastAsia="Arial Unicode MS" w:hAnsi="Segoe UI Symbol" w:cs="Segoe UI Symbol"/>
-            <w:sz w:val="22"/>
-            <w:szCs w:val="22"/>
-          </w:rPr>
-          <w:id w:val="406201447"/>
-          <w14:checkbox>
-            <w14:checked w14:val="0"/>
-            <w14:checkedState w14:val="2612" w14:font="MS Gothic"/>
-            <w14:uncheckedState w14:val="2610" w14:font="MS Gothic"/>
-          </w14:checkbox>
-        </w:sdtPr>
-        <w:sdtContent>
-          <w:r>
-            <w:rPr>
-              <w:rFonts w:ascii="MS Gothic" w:eastAsia="MS Gothic" w:hAnsi="MS Gothic" w:cs="Segoe UI Symbol" w:hint="eastAsia"/>
-              <w:sz w:val="22"/>
-              <w:szCs w:val="22"/>
-            </w:rPr>
-            <w:t>☐</w:t>
-          </w:r>
-        </w:sdtContent>
-      </w:sdt>
-      <w:r>
-        <w:rPr>
-          <w:rFonts w:ascii="Segoe UI Symbol" w:eastAsia="Arial Unicode MS" w:hAnsi="Segoe UI Symbol" w:cs="Segoe UI Symbol"/>
-          <w:sz w:val="22"/>
-          <w:szCs w:val="22"/>
-        </w:rPr>
-        <w:t xml:space="preserve"> </w:t>
-      </w:r>
-      <w:r>
-        <w:rPr>
-          <w:rFonts w:ascii="Calibri" w:eastAsia="Calibri" w:hAnsi="Calibri" w:cs="Calibri"/>
-          <w:sz w:val="22"/>
-          <w:szCs w:val="22"/>
-          <w:highlight w:val="white"/>
-        </w:rPr>
-        <w:t xml:space="preserve">Open data sharing (no access control)       </w:t>
-      </w:r>
-      <w:r>
-        <w:rPr>
-          <w:rFonts w:ascii="Calibri" w:eastAsia="Calibri" w:hAnsi="Calibri" w:cs="Calibri"/>
-          <w:sz w:val="22"/>
-          <w:szCs w:val="22"/>
-        </w:rPr>
-        <w:t xml:space="preserve">                                                                             </w:t>
-      </w:r>
-      <w:r>
-        <w:rPr>
-          <w:rFonts w:ascii="Calibri" w:eastAsia="Calibri" w:hAnsi="Calibri" w:cs="Calibri"/>
-          <w:b/>
-          <w:bCs/>
-          <w:sz w:val="22"/>
-          <w:szCs w:val="22"/>
-        </w:rPr>
-        <w:t>0 DKK</w:t>
-      </w:r>
-    </w:p>
-    <w:p>
-      <w:pPr>
-        <w:suppressAutoHyphens w:val="0"/>
-        <w:overflowPunct/>
-        <w:autoSpaceDE/>
-        <w:autoSpaceDN/>
-        <w:adjustRightInd/>
-        <w:spacing w:line="240" w:lineRule="auto"/>
-        <w:ind w:leftChars="0" w:left="426" w:firstLineChars="0" w:hanging="426"/>
-        <w:textDirection w:val="lrTb"/>
-        <w:textAlignment w:val="auto"/>
-        <w:outlineLvl w:val="9"/>
-        <w:rPr>
           <w:rFonts w:ascii="Calibri" w:eastAsia="Calibri" w:hAnsi="Calibri" w:cs="Calibri"/>
           <w:b/>
           <w:bCs/>
@@ -13901,25 +13304,7 @@
           <w:sz w:val="22"/>
           <w:szCs w:val="22"/>
         </w:rPr>
-        <w:t>In the case of termination, cancellation or rescission of the Principal Agreement or the Data Processing Agreement, the Data Processor is obliged, at the request of the Data Controller, to provide termination assistance to the Data Controller until (</w:t>
-      </w:r>
-      <w:proofErr w:type="spellStart"/>
-      <w:r>
-        <w:rPr>
-          <w:rFonts w:asciiTheme="majorHAnsi" w:eastAsia="Calibri" w:hAnsiTheme="majorHAnsi" w:cstheme="majorHAnsi"/>
-          <w:sz w:val="22"/>
-          <w:szCs w:val="22"/>
-        </w:rPr>
-        <w:t>i</w:t>
-      </w:r>
-      <w:proofErr w:type="spellEnd"/>
-      <w:r>
-        <w:rPr>
-          <w:rFonts w:asciiTheme="majorHAnsi" w:eastAsia="Calibri" w:hAnsiTheme="majorHAnsi" w:cstheme="majorHAnsi"/>
-          <w:sz w:val="22"/>
-          <w:szCs w:val="22"/>
-        </w:rPr>
-        <w:t>) all personal data has been transferred to the Data Controller in an ordinary, recognised electronic format, and (ii) the services described in the Principal Agreement have been satisfactorily handed over to the Data Controller or a new supplier selected by the Data Controller. The Data Processor must continue to process personal data and to deliver the services in accordance with the Principal Agreement until a satisfactory handover has taken place.</w:t>
+        <w:t>In the case of termination, cancellation or rescission of the Principal Agreement or the Data Processing Agreement, the Data Processor is obliged, at the request of the Data Controller, to provide termination assistance to the Data Controller until (i) all personal data has been transferred to the Data Controller in an ordinary, recognised electronic format, and (ii) the services described in the Principal Agreement have been satisfactorily handed over to the Data Controller or a new supplier selected by the Data Controller. The Data Processor must continue to process personal data and to deliver the services in accordance with the Principal Agreement until a satisfactory handover has taken place.</w:t>
       </w:r>
     </w:p>
     <w:p>
@@ -16326,25 +15711,7 @@
           <w:sz w:val="22"/>
           <w:szCs w:val="22"/>
         </w:rPr>
-        <w:t>.1. Public-</w:t>
-      </w:r>
-      <w:proofErr w:type="spellStart"/>
-      <w:r>
-        <w:rPr>
-          <w:rFonts w:ascii="Calibri" w:eastAsia="Calibri" w:hAnsi="Calibri" w:cs="Calibri"/>
-          <w:sz w:val="22"/>
-          <w:szCs w:val="22"/>
-        </w:rPr>
-        <w:t>nEUro</w:t>
-      </w:r>
-      <w:proofErr w:type="spellEnd"/>
-      <w:r>
-        <w:rPr>
-          <w:rFonts w:ascii="Calibri" w:eastAsia="Calibri" w:hAnsi="Calibri" w:cs="Calibri"/>
-          <w:sz w:val="22"/>
-          <w:szCs w:val="22"/>
-        </w:rPr>
-        <w:t xml:space="preserve"> users data access is regulated as per Schedule B.</w:t>
+        <w:t>.1. Public-nEUro users data access is regulated as per Schedule B.</w:t>
       </w:r>
     </w:p>
     <w:p>
@@ -18446,12 +17813,12 @@
       </w:pPr>
     </w:p>
     <w:sectPr>
-      <w:headerReference w:type="even" r:id="rId18"/>
-      <w:headerReference w:type="default" r:id="rId19"/>
-      <w:footerReference w:type="even" r:id="rId20"/>
-      <w:footerReference w:type="default" r:id="rId21"/>
-      <w:headerReference w:type="first" r:id="rId22"/>
-      <w:footerReference w:type="first" r:id="rId23"/>
+      <w:headerReference w:type="even" r:id="rId19"/>
+      <w:headerReference w:type="default" r:id="rId20"/>
+      <w:footerReference w:type="even" r:id="rId21"/>
+      <w:footerReference w:type="default" r:id="rId22"/>
+      <w:headerReference w:type="first" r:id="rId23"/>
+      <w:footerReference w:type="first" r:id="rId24"/>
       <w:pgSz w:w="11906" w:h="16838"/>
       <w:pgMar w:top="993" w:right="1134" w:bottom="1701" w:left="1134" w:header="709" w:footer="709" w:gutter="0"/>
       <w:pgNumType w:start="1"/>
@@ -18673,27 +18040,7 @@
               <w:sz w:val="16"/>
               <w:szCs w:val="16"/>
             </w:rPr>
-            <w:t>All transfers of data governed by the agreement must be approved by the Department of Scientific Research (</w:t>
-          </w:r>
-          <w:proofErr w:type="spellStart"/>
-          <w:r>
-            <w:rPr>
-              <w:rFonts w:asciiTheme="majorHAnsi" w:hAnsiTheme="majorHAnsi" w:cs="Calibri"/>
-              <w:bCs/>
-              <w:sz w:val="16"/>
-              <w:szCs w:val="16"/>
-            </w:rPr>
-            <w:t>Forskningsjura</w:t>
-          </w:r>
-          <w:proofErr w:type="spellEnd"/>
-          <w:r>
-            <w:rPr>
-              <w:rFonts w:asciiTheme="majorHAnsi" w:hAnsiTheme="majorHAnsi" w:cs="Calibri"/>
-              <w:bCs/>
-              <w:sz w:val="16"/>
-              <w:szCs w:val="16"/>
-            </w:rPr>
-            <w:t>) via Privacy registration for the project ”HEDIT: Healthy Digital Twin”, p-2023-14696.</w:t>
+            <w:t>All transfers of data governed by the agreement must be approved by the Department of Scientific Research (Forskningsjura) via Privacy registration for the project ”HEDIT: Healthy Digital Twin”, p-2023-14696.</w:t>
           </w:r>
         </w:p>
         <w:p>
